--- a/SINARA_ERP_GeneralDocument_Panduan_Detail.docx
+++ b/SINARA_ERP_GeneralDocument_Panduan_Detail.docx
@@ -899,7 +899,7 @@
           </w:tcPr>
           <w:p>
             <w:r>
-              <w:t>[ ]</w:t>
+              <w:t>[x] Selesai</w:t>
             </w:r>
           </w:p>
         </w:tc>
@@ -951,7 +951,7 @@
           </w:tcPr>
           <w:p>
             <w:r>
-              <w:t>[ ]</w:t>
+              <w:t>[x] Selesai</w:t>
             </w:r>
           </w:p>
         </w:tc>
@@ -1003,7 +1003,7 @@
           </w:tcPr>
           <w:p>
             <w:r>
-              <w:t>[ ]</w:t>
+              <w:t>[x] Selesai (Web + Mobile AbsenKu)</w:t>
             </w:r>
           </w:p>
         </w:tc>
@@ -1055,12 +1055,20 @@
           </w:tcPr>
           <w:p>
             <w:r>
-              <w:t>[ ]</w:t>
+              <w:t>[x] Selesai (CRUD admin kategori + menu; permission granular masih umum, sama seperti modul HR lain)</w:t>
             </w:r>
           </w:p>
         </w:tc>
       </w:tr>
     </w:tbl>
+    <w:p>
+      <w:r>
+        <w:rPr>
+          <w:b/>
+        </w:rPr>
+        <w:t>⚠️  Migration DOC-1 (20260712180000_AddGeneralDocument) ditulis manual, bukan hasil scaffolding dotnet ef migrations add, karena tooling migration di project ini sedang crash (NullReferenceException di EF Core migrations differ) untuk SEMUA migration baru -- root cause: AppDbContextModelSnapshot.cs sudah lama tidak sinkron (cuma mencakup entity Config/HR/System, modul Finance/Inventory/Purchasing/Sales/Manufacturing/FixedAssets tidak pernah masuk snapshot). Ini bug pra-existing, bukan akibat modul Document -- migration sebelumnya (AddAttendanceGpsSelfService) juga sudah ditulis manual dengan alasan yang sama. Sudah diverifikasi lewat dotnet ef migrations script (jalur berbeda, tidak kena bug differ) dan hasilnya bersih. Menyinkronkan ulang snapshot adalah pekerjaan terpisah di luar scope modul ini.</w:t>
+      </w:r>
+    </w:p>
     <w:p/>
     <w:p>
       <w:pPr>
@@ -3426,7 +3434,7 @@
           </w:tcPr>
           <w:p>
             <w:r>
-              <w:t>[ ]</w:t>
+              <w:t>[ ] Belum dites</w:t>
             </w:r>
           </w:p>
         </w:tc>
@@ -3478,7 +3486,7 @@
           </w:tcPr>
           <w:p>
             <w:r>
-              <w:t>[ ]</w:t>
+              <w:t>[ ] Belum dites</w:t>
             </w:r>
           </w:p>
         </w:tc>
@@ -3530,7 +3538,7 @@
           </w:tcPr>
           <w:p>
             <w:r>
-              <w:t>[ ]</w:t>
+              <w:t>[ ] Belum dites</w:t>
             </w:r>
           </w:p>
         </w:tc>
@@ -3582,7 +3590,7 @@
           </w:tcPr>
           <w:p>
             <w:r>
-              <w:t>[ ]</w:t>
+              <w:t>[ ] Belum dites</w:t>
             </w:r>
           </w:p>
         </w:tc>
@@ -3634,7 +3642,7 @@
           </w:tcPr>
           <w:p>
             <w:r>
-              <w:t>[ ]</w:t>
+              <w:t>[ ] Belum dites</w:t>
             </w:r>
           </w:p>
         </w:tc>
@@ -3686,7 +3694,7 @@
           </w:tcPr>
           <w:p>
             <w:r>
-              <w:t>[ ]</w:t>
+              <w:t>[ ] Belum dites</w:t>
             </w:r>
           </w:p>
         </w:tc>
@@ -3738,7 +3746,7 @@
           </w:tcPr>
           <w:p>
             <w:r>
-              <w:t>[ ]</w:t>
+              <w:t>[ ] Belum dites</w:t>
             </w:r>
           </w:p>
         </w:tc>
@@ -3790,7 +3798,7 @@
           </w:tcPr>
           <w:p>
             <w:r>
-              <w:t>[ ]</w:t>
+              <w:t>[ ] Belum dites</w:t>
             </w:r>
           </w:p>
         </w:tc>
@@ -3842,7 +3850,7 @@
           </w:tcPr>
           <w:p>
             <w:r>
-              <w:t>[ ]</w:t>
+              <w:t>[ ] Belum dites</w:t>
             </w:r>
           </w:p>
         </w:tc>
@@ -3894,7 +3902,7 @@
           </w:tcPr>
           <w:p>
             <w:r>
-              <w:t>[ ]</w:t>
+              <w:t>[ ] Belum dites</w:t>
             </w:r>
           </w:p>
         </w:tc>
